--- a/06_系统维护手册/系统维护手册.docx
+++ b/06_系统维护手册/系统维护手册.docx
@@ -69,7 +69,6 @@
         </w:sectPr>
       </w:pPr>
     </w:p>
-    <w:p/>
     <w:p>
       <w:pPr>
         <w:spacing w:before="0" w:after="0" w:line="600" w:lineRule="exact"/>
@@ -85,7 +84,6 @@
         <w:t>1. 日常运维</w:t>
       </w:r>
     </w:p>
-    <w:p/>
     <w:p>
       <w:pPr>
         <w:spacing w:before="0" w:after="0" w:line="600" w:lineRule="exact"/>
@@ -101,7 +99,6 @@
         <w:t>1.1 每日检查清单</w:t>
       </w:r>
     </w:p>
-    <w:p/>
     <w:tbl>
       <w:tblPr>
         <w:tblW w:type="auto" w:w="0"/>
@@ -590,8 +587,6 @@
         </w:tc>
       </w:tr>
     </w:tbl>
-    <w:p/>
-    <w:p/>
     <w:p>
       <w:pPr>
         <w:spacing w:before="0" w:after="0" w:line="600" w:lineRule="exact"/>
@@ -607,7 +602,6 @@
         <w:t>1.2 常用查询命令</w:t>
       </w:r>
     </w:p>
-    <w:p/>
     <w:p>
       <w:pPr>
         <w:spacing w:before="0" w:after="0" w:line="600" w:lineRule="exact"/>
@@ -625,7 +619,6 @@
         <w:t>mysql -h 192.168.108.144 -P 9030 -u root -pRmws@2016</w:t>
       </w:r>
     </w:p>
-    <w:p/>
     <w:p>
       <w:pPr>
         <w:spacing w:before="0" w:after="0" w:line="600" w:lineRule="exact"/>
@@ -643,7 +636,6 @@
         <w:t>SHOW DATABASES;</w:t>
       </w:r>
     </w:p>
-    <w:p/>
     <w:p>
       <w:pPr>
         <w:spacing w:before="0" w:after="0" w:line="600" w:lineRule="exact"/>
@@ -667,7 +659,6 @@
         <w:t>ORDER BY TABLE_ROWS DESC;</w:t>
       </w:r>
     </w:p>
-    <w:p/>
     <w:p>
       <w:pPr>
         <w:spacing w:before="0" w:after="0" w:line="600" w:lineRule="exact"/>
@@ -689,7 +680,6 @@
         <w:t>ORDER BY diff DESC;</w:t>
       </w:r>
     </w:p>
-    <w:p/>
     <w:p>
       <w:pPr>
         <w:spacing w:before="0" w:after="0" w:line="600" w:lineRule="exact"/>
@@ -715,9 +705,6 @@
         <w:t>ORDER BY total_mb DESC;</w:t>
       </w:r>
     </w:p>
-    <w:p/>
-    <w:p/>
-    <w:p/>
     <w:p>
       <w:pPr>
         <w:spacing w:before="0" w:after="0" w:line="600" w:lineRule="exact"/>
@@ -733,7 +720,6 @@
         <w:t>2. 服务管理</w:t>
       </w:r>
     </w:p>
-    <w:p/>
     <w:p>
       <w:pPr>
         <w:spacing w:before="0" w:after="0" w:line="600" w:lineRule="exact"/>
@@ -749,7 +735,6 @@
         <w:t>2.1 Doris</w:t>
       </w:r>
     </w:p>
-    <w:p/>
     <w:p>
       <w:pPr>
         <w:spacing w:before="0" w:after="0" w:line="600" w:lineRule="exact"/>
@@ -780,7 +765,6 @@
         <w:t>cd /opt/doris/fe &amp;&amp; bin/start_fe.sh --daemon</w:t>
       </w:r>
     </w:p>
-    <w:p/>
     <w:p>
       <w:pPr>
         <w:spacing w:before="0" w:after="0" w:line="600" w:lineRule="exact"/>
@@ -811,7 +795,6 @@
         <w:t>cd /opt/doris/fe &amp;&amp; bin/stop_fe.sh</w:t>
       </w:r>
     </w:p>
-    <w:p/>
     <w:p>
       <w:pPr>
         <w:spacing w:before="0" w:after="0" w:line="600" w:lineRule="exact"/>
@@ -842,7 +825,6 @@
         <w:t>cd /opt/doris/be &amp;&amp; bin/start_be.sh --daemon</w:t>
       </w:r>
     </w:p>
-    <w:p/>
     <w:p>
       <w:pPr>
         <w:spacing w:before="0" w:after="0" w:line="600" w:lineRule="exact"/>
@@ -873,7 +855,6 @@
         <w:t>cd /opt/doris/be &amp;&amp; bin/stop_be.sh</w:t>
       </w:r>
     </w:p>
-    <w:p/>
     <w:p>
       <w:pPr>
         <w:spacing w:before="0" w:after="0" w:line="600" w:lineRule="exact"/>
@@ -904,7 +885,6 @@
         <w:t>mysql -h 192.168.108.144 -P 9030 -u root -pRmws@2016 -e "SHOW FRONTENDS\G"</w:t>
       </w:r>
     </w:p>
-    <w:p/>
     <w:p>
       <w:pPr>
         <w:spacing w:before="0" w:after="0" w:line="600" w:lineRule="exact"/>
@@ -935,7 +915,6 @@
         <w:t>mysql -h 192.168.108.144 -P 9030 -u root -pRmws@2016 -e "SHOW BACKENDS\G"</w:t>
       </w:r>
     </w:p>
-    <w:p/>
     <w:p>
       <w:pPr>
         <w:spacing w:before="0" w:after="0" w:line="600" w:lineRule="exact"/>
@@ -951,7 +930,6 @@
         <w:t>2.2 DolphinScheduler</w:t>
       </w:r>
     </w:p>
-    <w:p/>
     <w:p>
       <w:pPr>
         <w:spacing w:before="0" w:after="0" w:line="600" w:lineRule="exact"/>
@@ -988,7 +966,6 @@
         <w:t>bin/dolphinscheduler-daemon.sh start worker-server</w:t>
       </w:r>
     </w:p>
-    <w:p/>
     <w:p>
       <w:pPr>
         <w:spacing w:before="0" w:after="0" w:line="600" w:lineRule="exact"/>
@@ -1019,7 +996,6 @@
         <w:t>bin/dolphinscheduler-daemon.sh stop all</w:t>
       </w:r>
     </w:p>
-    <w:p/>
     <w:p>
       <w:pPr>
         <w:spacing w:before="0" w:after="0" w:line="600" w:lineRule="exact"/>
@@ -1050,7 +1026,6 @@
         <w:t>bin/dolphinscheduler-daemon.sh status all</w:t>
       </w:r>
     </w:p>
-    <w:p/>
     <w:p>
       <w:pPr>
         <w:spacing w:before="0" w:after="0" w:line="600" w:lineRule="exact"/>
@@ -1066,7 +1041,6 @@
         <w:t>2.3 SeaTunnel（由 DS 托管，通常无需单独管理）</w:t>
       </w:r>
     </w:p>
-    <w:p/>
     <w:p>
       <w:pPr>
         <w:spacing w:before="0" w:after="0" w:line="600" w:lineRule="exact"/>
@@ -1099,9 +1073,6 @@
         <w:t>bin/seatunnel.sh --config /path/to/xxx.conf</w:t>
       </w:r>
     </w:p>
-    <w:p/>
-    <w:p/>
-    <w:p/>
     <w:p>
       <w:pPr>
         <w:spacing w:before="0" w:after="0" w:line="600" w:lineRule="exact"/>
@@ -1117,7 +1088,6 @@
         <w:t>3. 故障处理</w:t>
       </w:r>
     </w:p>
-    <w:p/>
     <w:p>
       <w:pPr>
         <w:spacing w:before="0" w:after="0" w:line="600" w:lineRule="exact"/>
@@ -1133,7 +1103,6 @@
         <w:t>3.1 同步任务失败</w:t>
       </w:r>
     </w:p>
-    <w:p/>
     <w:tbl>
       <w:tblPr>
         <w:tblW w:type="auto" w:w="0"/>
@@ -1700,8 +1669,6 @@
         </w:tc>
       </w:tr>
     </w:tbl>
-    <w:p/>
-    <w:p/>
     <w:p>
       <w:pPr>
         <w:spacing w:before="0" w:after="0" w:line="600" w:lineRule="exact"/>
@@ -1717,7 +1684,6 @@
         <w:t>3.2 Doris 服务异常</w:t>
       </w:r>
     </w:p>
-    <w:p/>
     <w:tbl>
       <w:tblPr>
         <w:tblW w:type="auto" w:w="0"/>
@@ -2032,8 +1998,6 @@
         </w:tc>
       </w:tr>
     </w:tbl>
-    <w:p/>
-    <w:p/>
     <w:p>
       <w:pPr>
         <w:spacing w:before="0" w:after="0" w:line="600" w:lineRule="exact"/>
@@ -2049,7 +2013,6 @@
         <w:t>3.3 DolphinScheduler 服务异常</w:t>
       </w:r>
     </w:p>
-    <w:p/>
     <w:tbl>
       <w:tblPr>
         <w:tblW w:type="auto" w:w="0"/>
@@ -2305,8 +2268,6 @@
         </w:tc>
       </w:tr>
     </w:tbl>
-    <w:p/>
-    <w:p/>
     <w:p>
       <w:pPr>
         <w:spacing w:before="0" w:after="0" w:line="600" w:lineRule="exact"/>
@@ -2322,7 +2283,6 @@
         <w:t>3.4 紧急联系人</w:t>
       </w:r>
     </w:p>
-    <w:p/>
     <w:tbl>
       <w:tblPr>
         <w:tblW w:type="auto" w:w="0"/>
@@ -2578,10 +2538,6 @@
         </w:tc>
       </w:tr>
     </w:tbl>
-    <w:p/>
-    <w:p/>
-    <w:p/>
-    <w:p/>
     <w:p>
       <w:pPr>
         <w:spacing w:before="0" w:after="0" w:line="600" w:lineRule="exact"/>
@@ -2597,7 +2553,6 @@
         <w:t>4. 数据备份与恢复</w:t>
       </w:r>
     </w:p>
-    <w:p/>
     <w:p>
       <w:pPr>
         <w:spacing w:before="0" w:after="0" w:line="600" w:lineRule="exact"/>
@@ -2613,7 +2568,6 @@
         <w:t>4.1 Doris 数据备份</w:t>
       </w:r>
     </w:p>
-    <w:p/>
     <w:p>
       <w:pPr>
         <w:spacing w:before="0" w:after="0" w:line="600" w:lineRule="exact"/>
@@ -2637,7 +2591,6 @@
         <w:t>PROPERTIES ("username" = "xxx", "password" = "xxx");</w:t>
       </w:r>
     </w:p>
-    <w:p/>
     <w:p>
       <w:pPr>
         <w:spacing w:before="0" w:after="0" w:line="600" w:lineRule="exact"/>
@@ -2655,7 +2608,6 @@
         <w:t>BACKUP DATABASE rws_ods TO `backup_repo`;</w:t>
       </w:r>
     </w:p>
-    <w:p/>
     <w:p>
       <w:pPr>
         <w:spacing w:before="0" w:after="0" w:line="600" w:lineRule="exact"/>
@@ -2673,7 +2625,6 @@
         <w:t>SHOW BACKUP FROM rws_ods;</w:t>
       </w:r>
     </w:p>
-    <w:p/>
     <w:p>
       <w:pPr>
         <w:spacing w:before="0" w:after="0" w:line="600" w:lineRule="exact"/>
@@ -2689,7 +2640,6 @@
         <w:t>4.2 MySQL 源端（如有备份需求）</w:t>
       </w:r>
     </w:p>
-    <w:p/>
     <w:p>
       <w:pPr>
         <w:spacing w:before="0" w:after="0" w:line="600" w:lineRule="exact"/>
@@ -2705,7 +2655,6 @@
         <w:t>mysqldump -h {host} -u {user} -p {database} &gt; backup_$(date +%Y%m%d).sql</w:t>
       </w:r>
     </w:p>
-    <w:p/>
     <w:p>
       <w:pPr>
         <w:spacing w:before="0" w:after="0" w:line="600" w:lineRule="exact"/>
@@ -2721,7 +2670,6 @@
         <w:t>4.3 DS 元数据备份</w:t>
       </w:r>
     </w:p>
-    <w:p/>
     <w:p>
       <w:pPr>
         <w:spacing w:before="0" w:after="0" w:line="600" w:lineRule="exact"/>
@@ -2737,7 +2685,6 @@
         <w:t>mysqldump -h 192.168.108.142 -u root -p123456 dolphinscheduler &gt; ds_backup_$(date +%Y%m%d).sql</w:t>
       </w:r>
     </w:p>
-    <w:p/>
     <w:p>
       <w:pPr>
         <w:spacing w:before="0" w:after="0" w:line="600" w:lineRule="exact"/>
@@ -2753,7 +2700,6 @@
         <w:t>4.4 同步脚本备份</w:t>
       </w:r>
     </w:p>
-    <w:p/>
     <w:p>
       <w:pPr>
         <w:spacing w:before="0" w:after="0" w:line="600" w:lineRule="exact"/>
@@ -2771,9 +2717,6 @@
         <w:t>tar -czf ddl_backup_$(date +%Y%m%d).tar.gz /path/to/ods建表语句/</w:t>
       </w:r>
     </w:p>
-    <w:p/>
-    <w:p/>
-    <w:p/>
     <w:p>
       <w:pPr>
         <w:spacing w:before="0" w:after="0" w:line="600" w:lineRule="exact"/>
@@ -2789,7 +2732,6 @@
         <w:t>5. 定期维护</w:t>
       </w:r>
     </w:p>
-    <w:p/>
     <w:p>
       <w:pPr>
         <w:spacing w:before="0" w:after="0" w:line="600" w:lineRule="exact"/>
@@ -2805,7 +2747,6 @@
         <w:t>5.1 月度维护</w:t>
       </w:r>
     </w:p>
-    <w:p/>
     <w:tbl>
       <w:tblPr>
         <w:tblW w:type="auto" w:w="0"/>
@@ -2984,8 +2925,6 @@
         </w:tc>
       </w:tr>
     </w:tbl>
-    <w:p/>
-    <w:p/>
     <w:p>
       <w:pPr>
         <w:spacing w:before="0" w:after="0" w:line="600" w:lineRule="exact"/>
@@ -3001,7 +2940,6 @@
         <w:t>5.2 季度维护</w:t>
       </w:r>
     </w:p>
-    <w:p/>
     <w:tbl>
       <w:tblPr>
         <w:tblW w:type="auto" w:w="0"/>
@@ -3180,8 +3118,6 @@
         </w:tc>
       </w:tr>
     </w:tbl>
-    <w:p/>
-    <w:p/>
     <w:p>
       <w:pPr>
         <w:spacing w:before="0" w:after="0" w:line="600" w:lineRule="exact"/>
@@ -3197,7 +3133,6 @@
         <w:t>5.3 年度维护</w:t>
       </w:r>
     </w:p>
-    <w:p/>
     <w:tbl>
       <w:tblPr>
         <w:tblW w:type="auto" w:w="0"/>
@@ -3336,10 +3271,6 @@
         </w:tc>
       </w:tr>
     </w:tbl>
-    <w:p/>
-    <w:p/>
-    <w:p/>
-    <w:p/>
     <w:p>
       <w:pPr>
         <w:spacing w:before="0" w:after="0" w:line="600" w:lineRule="exact"/>
@@ -3355,7 +3286,6 @@
         <w:t>6. 监控告警</w:t>
       </w:r>
     </w:p>
-    <w:p/>
     <w:p>
       <w:pPr>
         <w:spacing w:before="0" w:after="0" w:line="600" w:lineRule="exact"/>
@@ -3371,7 +3301,6 @@
         <w:t>6.1 已有监控项</w:t>
       </w:r>
     </w:p>
-    <w:p/>
     <w:tbl>
       <w:tblPr>
         <w:tblW w:type="auto" w:w="0"/>
@@ -3627,8 +3556,6 @@
         </w:tc>
       </w:tr>
     </w:tbl>
-    <w:p/>
-    <w:p/>
     <w:p>
       <w:pPr>
         <w:spacing w:before="0" w:after="0" w:line="600" w:lineRule="exact"/>
@@ -3644,7 +3571,6 @@
         <w:t>6.2 告警通知方式</w:t>
       </w:r>
     </w:p>
-    <w:p/>
     <w:p>
       <w:pPr>
         <w:spacing w:before="0" w:after="0" w:line="600" w:lineRule="exact"/>
@@ -3660,7 +3586,6 @@
         <w:t>- 钉钉群通知</w:t>
       </w:r>
     </w:p>
-    <w:p/>
     <w:p>
       <w:pPr>
         <w:spacing w:before="0" w:after="0" w:line="600" w:lineRule="exact"/>
@@ -3676,7 +3601,6 @@
         <w:t>- 邮件通知</w:t>
       </w:r>
     </w:p>
-    <w:p/>
     <w:p>
       <w:pPr>
         <w:spacing w:before="0" w:after="0" w:line="600" w:lineRule="exact"/>
@@ -3692,7 +3616,6 @@
         <w:t>- DS 内置告警（任务失败自动发送）</w:t>
       </w:r>
     </w:p>
-    <w:p/>
     <w:p>
       <w:pPr>
         <w:spacing w:before="0" w:after="0" w:line="600" w:lineRule="exact"/>
@@ -3708,7 +3631,6 @@
         <w:t>6.3 建议增加的监控</w:t>
       </w:r>
     </w:p>
-    <w:p/>
     <w:tbl>
       <w:tblPr>
         <w:tblW w:type="auto" w:w="0"/>
@@ -4023,10 +3945,6 @@
         </w:tc>
       </w:tr>
     </w:tbl>
-    <w:p/>
-    <w:p/>
-    <w:p/>
-    <w:p/>
     <w:p>
       <w:pPr>
         <w:spacing w:before="0" w:after="0" w:line="600" w:lineRule="exact"/>
@@ -4042,7 +3960,6 @@
         <w:t>7. 变更记录</w:t>
       </w:r>
     </w:p>
-    <w:p/>
     <w:tbl>
       <w:tblPr>
         <w:tblW w:type="auto" w:w="0"/>
@@ -4219,8 +4136,6 @@
         </w:tc>
       </w:tr>
     </w:tbl>
-    <w:p/>
-    <w:p/>
     <w:p>
       <w:pPr>
         <w:spacing w:before="0" w:after="0" w:line="600" w:lineRule="exact"/>
@@ -4236,7 +4151,6 @@
         <w:t>附录 A：每日检查记录模板</w:t>
       </w:r>
     </w:p>
-    <w:p/>
     <w:p>
       <w:pPr>
         <w:spacing w:before="0" w:after="0" w:line="600" w:lineRule="exact"/>
@@ -4252,7 +4166,6 @@
         <w:t>运维人员可每日填写以下表格，作为运行值班记录。</w:t>
       </w:r>
     </w:p>
-    <w:p/>
     <w:tbl>
       <w:tblPr>
         <w:tblW w:type="auto" w:w="0"/>
@@ -4452,19 +4365,16 @@
           <w:tcPr>
             <w:tcW w:type="dxa" w:w="1383"/>
           </w:tcPr>
-          <w:p/>
         </w:tc>
         <w:tc>
           <w:tcPr>
             <w:tcW w:type="dxa" w:w="1383"/>
           </w:tcPr>
-          <w:p/>
         </w:tc>
         <w:tc>
           <w:tcPr>
             <w:tcW w:type="dxa" w:w="1383"/>
           </w:tcPr>
-          <w:p/>
         </w:tc>
       </w:tr>
       <w:tr>
@@ -4529,19 +4439,16 @@
           <w:tcPr>
             <w:tcW w:type="dxa" w:w="1383"/>
           </w:tcPr>
-          <w:p/>
         </w:tc>
         <w:tc>
           <w:tcPr>
             <w:tcW w:type="dxa" w:w="1383"/>
           </w:tcPr>
-          <w:p/>
         </w:tc>
         <w:tc>
           <w:tcPr>
             <w:tcW w:type="dxa" w:w="1383"/>
           </w:tcPr>
-          <w:p/>
         </w:tc>
       </w:tr>
       <w:tr>
@@ -4606,19 +4513,16 @@
           <w:tcPr>
             <w:tcW w:type="dxa" w:w="1383"/>
           </w:tcPr>
-          <w:p/>
         </w:tc>
         <w:tc>
           <w:tcPr>
             <w:tcW w:type="dxa" w:w="1383"/>
           </w:tcPr>
-          <w:p/>
         </w:tc>
         <w:tc>
           <w:tcPr>
             <w:tcW w:type="dxa" w:w="1383"/>
           </w:tcPr>
-          <w:p/>
         </w:tc>
       </w:tr>
       <w:tr>
@@ -4683,19 +4587,16 @@
           <w:tcPr>
             <w:tcW w:type="dxa" w:w="1383"/>
           </w:tcPr>
-          <w:p/>
         </w:tc>
         <w:tc>
           <w:tcPr>
             <w:tcW w:type="dxa" w:w="1383"/>
           </w:tcPr>
-          <w:p/>
         </w:tc>
         <w:tc>
           <w:tcPr>
             <w:tcW w:type="dxa" w:w="1383"/>
           </w:tcPr>
-          <w:p/>
         </w:tc>
       </w:tr>
       <w:tr>
@@ -4760,24 +4661,19 @@
           <w:tcPr>
             <w:tcW w:type="dxa" w:w="1383"/>
           </w:tcPr>
-          <w:p/>
         </w:tc>
         <w:tc>
           <w:tcPr>
             <w:tcW w:type="dxa" w:w="1383"/>
           </w:tcPr>
-          <w:p/>
         </w:tc>
         <w:tc>
           <w:tcPr>
             <w:tcW w:type="dxa" w:w="1383"/>
           </w:tcPr>
-          <w:p/>
         </w:tc>
       </w:tr>
     </w:tbl>
-    <w:p/>
-    <w:p/>
     <w:p>
       <w:pPr>
         <w:spacing w:before="0" w:after="0" w:line="600" w:lineRule="exact"/>
@@ -4793,7 +4689,6 @@
         <w:t>附录 B：服务管理补充命令</w:t>
       </w:r>
     </w:p>
-    <w:p/>
     <w:p>
       <w:pPr>
         <w:spacing w:before="0" w:after="0" w:line="600" w:lineRule="exact"/>
@@ -4809,7 +4704,6 @@
         <w:t>以下命令用于日常运维和故障排查，所有 IP、端口、账号密码均来自当前生产环境配置。</w:t>
       </w:r>
     </w:p>
-    <w:p/>
     <w:p>
       <w:pPr>
         <w:spacing w:before="0" w:after="0" w:line="600" w:lineRule="exact"/>
@@ -4825,7 +4719,6 @@
         <w:t>B.1 常用日志路径</w:t>
       </w:r>
     </w:p>
-    <w:p/>
     <w:p>
       <w:pPr>
         <w:spacing w:before="0" w:after="0" w:line="600" w:lineRule="exact"/>
@@ -4856,7 +4749,6 @@
         <w:t>/opt/dolphinscheduler/logs/</w:t>
       </w:r>
     </w:p>
-    <w:p/>
     <w:p>
       <w:pPr>
         <w:spacing w:before="0" w:after="0" w:line="600" w:lineRule="exact"/>
@@ -4887,7 +4779,6 @@
         <w:t>/opt/dolphinscheduler/logs/${processInstanceId}/${taskInstanceId}.log</w:t>
       </w:r>
     </w:p>
-    <w:p/>
     <w:p>
       <w:pPr>
         <w:spacing w:before="0" w:after="0" w:line="600" w:lineRule="exact"/>
@@ -4920,7 +4811,6 @@
         <w:t>/opt/doris/fe/log/fe.warn.log</w:t>
       </w:r>
     </w:p>
-    <w:p/>
     <w:p>
       <w:pPr>
         <w:spacing w:before="0" w:after="0" w:line="600" w:lineRule="exact"/>
@@ -4953,7 +4843,6 @@
         <w:t>/opt/doris/be/log/be.WARNING</w:t>
       </w:r>
     </w:p>
-    <w:p/>
     <w:p>
       <w:pPr>
         <w:spacing w:before="0" w:after="0" w:line="600" w:lineRule="exact"/>
@@ -4969,7 +4858,6 @@
         <w:t>B.2 Doris 状态检查输出示例</w:t>
       </w:r>
     </w:p>
-    <w:p/>
     <w:p>
       <w:pPr>
         <w:spacing w:before="0" w:after="0" w:line="600" w:lineRule="exact"/>
@@ -5000,7 +4888,6 @@
         <w:t>正常应看到 IsMaster: true, Join: true</w:t>
       </w:r>
     </w:p>
-    <w:p/>
     <w:p>
       <w:pPr>
         <w:spacing w:before="0" w:after="0" w:line="600" w:lineRule="exact"/>
@@ -5031,7 +4918,6 @@
         <w:t>正常应看到 Alive: true, TabletNum: &gt;0</w:t>
       </w:r>
     </w:p>
-    <w:p/>
     <w:p>
       <w:pPr>
         <w:spacing w:before="0" w:after="0" w:line="600" w:lineRule="exact"/>
@@ -5047,7 +4933,6 @@
         <w:t>B.3 SeaTunnel 手动调试</w:t>
       </w:r>
     </w:p>
-    <w:p/>
     <w:p>
       <w:pPr>
         <w:spacing w:before="0" w:after="0" w:line="600" w:lineRule="exact"/>
@@ -5065,7 +4950,6 @@
         <w:t>bin/seatunnel.sh --config /opt/seatunnel/configs/05慕课/course.conf</w:t>
       </w:r>
     </w:p>
-    <w:p/>
     <w:p>
       <w:pPr>
         <w:spacing w:before="0" w:after="0" w:line="600" w:lineRule="exact"/>
@@ -5098,7 +4982,6 @@
         <w:t>bin/seatunnel.sh --config /path/to/xxx.conf -e local</w:t>
       </w:r>
     </w:p>
-    <w:p/>
     <w:p>
       <w:pPr>
         <w:spacing w:before="0" w:after="0" w:line="600" w:lineRule="exact"/>
@@ -5114,7 +4997,6 @@
         <w:t>附录 C：典型故障场景处理</w:t>
       </w:r>
     </w:p>
-    <w:p/>
     <w:p>
       <w:pPr>
         <w:spacing w:before="0" w:after="0" w:line="600" w:lineRule="exact"/>
@@ -5130,7 +5012,6 @@
         <w:t>以下场景基于实际运行过程中可能遇到的故障整理，处理步骤可直接执行。</w:t>
       </w:r>
     </w:p>
-    <w:p/>
     <w:p>
       <w:pPr>
         <w:spacing w:before="0" w:after="0" w:line="600" w:lineRule="exact"/>
@@ -5146,7 +5027,6 @@
         <w:t>场景 1：大表同步超时</w:t>
       </w:r>
     </w:p>
-    <w:p/>
     <w:tbl>
       <w:tblPr>
         <w:tblW w:type="auto" w:w="0"/>
@@ -5325,8 +5205,6 @@
         </w:tc>
       </w:tr>
     </w:tbl>
-    <w:p/>
-    <w:p/>
     <w:p>
       <w:pPr>
         <w:spacing w:before="0" w:after="0" w:line="600" w:lineRule="exact"/>
@@ -5342,7 +5220,6 @@
         <w:t>场景 2：Doris 表不存在</w:t>
       </w:r>
     </w:p>
-    <w:p/>
     <w:tbl>
       <w:tblPr>
         <w:tblW w:type="auto" w:w="0"/>
@@ -5521,8 +5398,6 @@
         </w:tc>
       </w:tr>
     </w:tbl>
-    <w:p/>
-    <w:p/>
     <w:p>
       <w:pPr>
         <w:spacing w:before="0" w:after="0" w:line="600" w:lineRule="exact"/>
@@ -5538,7 +5413,6 @@
         <w:t>场景 3：Oracle 只读账号权限不足</w:t>
       </w:r>
     </w:p>
-    <w:p/>
     <w:tbl>
       <w:tblPr>
         <w:tblW w:type="auto" w:w="0"/>
@@ -5717,8 +5591,6 @@
         </w:tc>
       </w:tr>
     </w:tbl>
-    <w:p/>
-    <w:p/>
     <w:p>
       <w:pPr>
         <w:spacing w:before="0" w:after="0" w:line="600" w:lineRule="exact"/>
@@ -5734,7 +5606,6 @@
         <w:t>场景 4：一致性校验差异大</w:t>
       </w:r>
     </w:p>
-    <w:p/>
     <w:tbl>
       <w:tblPr>
         <w:tblW w:type="auto" w:w="0"/>
@@ -5913,8 +5784,6 @@
         </w:tc>
       </w:tr>
     </w:tbl>
-    <w:p/>
-    <w:p/>
     <w:p>
       <w:pPr>
         <w:spacing w:before="0" w:after="0" w:line="600" w:lineRule="exact"/>
@@ -5930,7 +5799,6 @@
         <w:t>附录 D：数据备份策略模板</w:t>
       </w:r>
     </w:p>
-    <w:p/>
     <w:p>
       <w:pPr>
         <w:spacing w:before="0" w:after="0" w:line="600" w:lineRule="exact"/>
@@ -5946,7 +5814,6 @@
         <w:t>建议每日执行以下备份任务，保留最近 30 天备份。</w:t>
       </w:r>
     </w:p>
-    <w:p/>
     <w:tbl>
       <w:tblPr>
         <w:tblW w:type="auto" w:w="0"/>
@@ -6356,8 +6223,6 @@
         </w:tc>
       </w:tr>
     </w:tbl>
-    <w:p/>
-    <w:p/>
     <w:p>
       <w:pPr>
         <w:spacing w:before="0" w:after="0" w:line="600" w:lineRule="exact"/>
@@ -6373,7 +6238,6 @@
         <w:t>附录 E：告警通知模板</w:t>
       </w:r>
     </w:p>
-    <w:p/>
     <w:p>
       <w:pPr>
         <w:spacing w:before="0" w:after="0" w:line="600" w:lineRule="exact"/>
@@ -6389,7 +6253,6 @@
         <w:t>以下模板可用于配置 DS 告警或外部监控告警时的通知内容。</w:t>
       </w:r>
     </w:p>
-    <w:p/>
     <w:p>
       <w:pPr>
         <w:spacing w:before="0" w:after="0" w:line="600" w:lineRule="exact"/>
@@ -6405,7 +6268,6 @@
         <w:t>钉钉告警模板</w:t>
       </w:r>
     </w:p>
-    <w:p/>
     <w:p>
       <w:pPr>
         <w:spacing w:before="0" w:after="0" w:line="600" w:lineRule="exact"/>
@@ -6431,7 +6293,6 @@
         <w:t>处理建议：登录 DS 查看任务日志，定位失败原因后重跑。</w:t>
       </w:r>
     </w:p>
-    <w:p/>
     <w:p>
       <w:pPr>
         <w:spacing w:before="0" w:after="0" w:line="600" w:lineRule="exact"/>
@@ -6447,7 +6308,6 @@
         <w:t>邮件告警模板</w:t>
       </w:r>
     </w:p>
-    <w:p/>
     <w:p>
       <w:pPr>
         <w:spacing w:before="0" w:after="0" w:line="600" w:lineRule="exact"/>
@@ -6463,7 +6323,6 @@
         <w:t>主题：[数据治理平台告警] ${projectName} - ${processName} 执行失败</w:t>
       </w:r>
     </w:p>
-    <w:p/>
     <w:p>
       <w:pPr>
         <w:spacing w:before="0" w:after="0" w:line="600" w:lineRule="exact"/>
